--- a/docs/generated/PRA-Jan-2026.docx
+++ b/docs/generated/PRA-Jan-2026.docx
@@ -1037,14 +1037,6 @@
         <w:pStyle w:val="FirstParagraph"/>
       </w:pPr>
       <w:r>
-        <w:t xml:space="preserve">The user-reported Excel corruption is unresolved; the workbook is not required for the CSV calculation and the reference steps below are deferred until it opens correctly.</w:t>
-      </w:r>
-    </w:p>
-    <w:p>
-      <w:pPr>
-        <w:pStyle w:val="BodyText"/>
-      </w:pPr>
-      <w:r>
         <w:rPr>
           <w:rStyle w:val="VerbatimChar"/>
         </w:rPr>
@@ -1728,7 +1720,7 @@
         <w:rPr>
           <w:rStyle w:val="VerbatimChar"/>
         </w:rPr>
-        <w:t xml:space="preserve">c8bb3839827c2d81c289b3c92ccac26e24c48725</w:t>
+        <w:t xml:space="preserve">11829071974c94f7418dbf71c0d0eb21f313595c</w:t>
       </w:r>
       <w:r>
         <w:t xml:space="preserve"> </w:t>
@@ -1803,7 +1795,7 @@
         <w:rPr>
           <w:rStyle w:val="VerbatimChar"/>
         </w:rPr>
-        <w:t xml:space="preserve">414a04e08f5abcce2d63931d44eab4462a37b9e52ff8fe96438028b365869bca</w:t>
+        <w:t xml:space="preserve">de86336b806482e9f020cd39e5ea75cd1e175fb8359822da095a205e70993e50</w:t>
       </w:r>
       <w:r>
         <w:t xml:space="preserve">.</w:t>
@@ -1880,7 +1872,7 @@
               <w:rPr>
                 <w:rStyle w:val="VerbatimChar"/>
               </w:rPr>
-              <w:t xml:space="preserve">5f65cd0680ebbd814fe6306cdb2cbba5072e1b91c29c086a13105abb2a3d3cba</w:t>
+              <w:t xml:space="preserve">0c8493c9e469595e860ea342eaa6fc75a18c01ecd1c11050a794ca4880272ec2</w:t>
             </w:r>
           </w:p>
         </w:tc>

--- a/docs/generated/PRA-Jan-2026.docx
+++ b/docs/generated/PRA-Jan-2026.docx
@@ -26,42 +26,22 @@
         <w:t xml:space="preserve">Short operator guide. Detailed technical references are linked, not included. Markdown is the maintained source; use approved inputs and templates for the reporting cycle.</w:t>
       </w:r>
     </w:p>
-    <w:bookmarkStart w:id="15" w:name="pra-runbook-pra-offline-runbook"/>
+    <w:bookmarkStart w:id="12" w:name="pra-runbook-pra-sql-and-excel"/>
     <w:p>
       <w:pPr>
         <w:pStyle w:val="Heading1"/>
       </w:pPr>
       <w:r>
-        <w:t xml:space="preserve">PRA offline runbook</w:t>
-      </w:r>
-    </w:p>
-    <w:bookmarkStart w:id="9" w:name="pra-runbook-operator-steps"/>
+        <w:t xml:space="preserve">PRA — SQL and Excel</w:t>
+      </w:r>
+    </w:p>
+    <w:bookmarkStart w:id="9" w:name="pra-runbook-earthquake"/>
     <w:p>
       <w:pPr>
         <w:pStyle w:val="Heading2"/>
       </w:pPr>
       <w:r>
-        <w:t xml:space="preserve">Operator steps</w:t>
-      </w:r>
-    </w:p>
-    <w:p>
-      <w:pPr>
-        <w:pStyle w:val="FirstParagraph"/>
-      </w:pPr>
-      <w:r>
-        <w:t xml:space="preserve">Use Python 3.13+ on the calculation PC; it does not need SQL Server access, ODBC, Excel or</w:t>
-      </w:r>
-      <w:r>
-        <w:t xml:space="preserve"> </w:t>
-      </w:r>
-      <w:r>
-        <w:rPr>
-          <w:rStyle w:val="VerbatimChar"/>
-        </w:rPr>
-        <w:t xml:space="preserve">uv</w:t>
-      </w:r>
-      <w:r>
-        <w:t xml:space="preserve">.</w:t>
+        <w:t xml:space="preserve">Earthquake</w:t>
       </w:r>
     </w:p>
     <w:p>
@@ -73,7 +53,49 @@
         </w:numPr>
       </w:pPr>
       <w:r>
-        <w:t xml:space="preserve">Create one input folder and one empty output folder for each approved snapshot and peril/policy selection, without mixing snapshots or scopes.</w:t>
+        <w:t xml:space="preserve">Run</w:t>
+      </w:r>
+      <w:r>
+        <w:t xml:space="preserve"> </w:t>
+      </w:r>
+      <w:r>
+        <w:rPr>
+          <w:rStyle w:val="VerbatimChar"/>
+        </w:rPr>
+        <w:t xml:space="preserve">pra/sql/pra-earthquake.sql</w:t>
+      </w:r>
+      <w:r>
+        <w:t xml:space="preserve"> </w:t>
+      </w:r>
+      <w:r>
+        <w:t xml:space="preserve">against the correct EDM database with</w:t>
+      </w:r>
+      <w:r>
+        <w:t xml:space="preserve"> </w:t>
+      </w:r>
+      <w:r>
+        <w:rPr>
+          <w:rStyle w:val="VerbatimChar"/>
+        </w:rPr>
+        <w:t xml:space="preserve">@peril = 2</w:t>
+      </w:r>
+      <w:r>
+        <w:t xml:space="preserve"> </w:t>
+      </w:r>
+      <w:r>
+        <w:t xml:space="preserve">and</w:t>
+      </w:r>
+      <w:r>
+        <w:t xml:space="preserve"> </w:t>
+      </w:r>
+      <w:r>
+        <w:rPr>
+          <w:rStyle w:val="VerbatimChar"/>
+        </w:rPr>
+        <w:t xml:space="preserve">@policy_type = 2</w:t>
+      </w:r>
+      <w:r>
+        <w:t xml:space="preserve">.</w:t>
       </w:r>
     </w:p>
     <w:p>
@@ -85,7 +107,7 @@
         </w:numPr>
       </w:pPr>
       <w:r>
-        <w:t xml:space="preserve">On the approved SQL Server, run</w:t>
+        <w:t xml:space="preserve">Export the results as a CSV with these headers:</w:t>
       </w:r>
       <w:r>
         <w:t xml:space="preserve"> </w:t>
@@ -94,43 +116,10 @@
         <w:rPr>
           <w:rStyle w:val="VerbatimChar"/>
         </w:rPr>
-        <w:t xml:space="preserve">pra/sql/pra-raw.sql</w:t>
-      </w:r>
-      <w:r>
-        <w:t xml:space="preserve"> </w:t>
-      </w:r>
-      <w:r>
-        <w:t xml:space="preserve">with the recorded PRA defaults</w:t>
-      </w:r>
-      <w:r>
-        <w:t xml:space="preserve"> </w:t>
-      </w:r>
-      <w:r>
-        <w:rPr>
-          <w:rStyle w:val="VerbatimChar"/>
-        </w:rPr>
-        <w:t xml:space="preserve">@peril = 2</w:t>
-      </w:r>
-      <w:r>
-        <w:t xml:space="preserve"> </w:t>
-      </w:r>
-      <w:r>
-        <w:t xml:space="preserve">and</w:t>
-      </w:r>
-      <w:r>
-        <w:t xml:space="preserve"> </w:t>
-      </w:r>
-      <w:r>
-        <w:rPr>
-          <w:rStyle w:val="VerbatimChar"/>
-        </w:rPr>
-        <w:t xml:space="preserve">@policy_type = 2</w:t>
-      </w:r>
-      <w:r>
-        <w:t xml:space="preserve"> </w:t>
-      </w:r>
-      <w:r>
-        <w:t xml:space="preserve">unless the approved selection says otherwise.</w:t>
+        <w:t xml:space="preserve">pml, state, userid1, cntrycode, uwritrname</w:t>
+      </w:r>
+      <w:r>
+        <w:t xml:space="preserve">.</w:t>
       </w:r>
     </w:p>
     <w:p>
@@ -142,7 +131,7 @@
         </w:numPr>
       </w:pPr>
       <w:r>
-        <w:t xml:space="preserve">Export the SQL result, including its header, as</w:t>
+        <w:t xml:space="preserve">Open a working copy of</w:t>
       </w:r>
       <w:r>
         <w:t xml:space="preserve"> </w:t>
@@ -151,13 +140,13 @@
         <w:rPr>
           <w:rStyle w:val="VerbatimChar"/>
         </w:rPr>
-        <w:t xml:space="preserve">&lt;input-dir&gt;/pra-source.csv</w:t>
-      </w:r>
-      <w:r>
-        <w:t xml:space="preserve"> </w:t>
-      </w:r>
-      <w:r>
-        <w:t xml:space="preserve">with exactly</w:t>
+        <w:t xml:space="preserve">pra/workbooks/PRA_Aggs.xlsx</w:t>
+      </w:r>
+      <w:r>
+        <w:t xml:space="preserve"> </w:t>
+      </w:r>
+      <w:r>
+        <w:t xml:space="preserve">and select</w:t>
       </w:r>
       <w:r>
         <w:t xml:space="preserve"> </w:t>
@@ -166,13 +155,10 @@
         <w:rPr>
           <w:rStyle w:val="VerbatimChar"/>
         </w:rPr>
-        <w:t xml:space="preserve">pml,accgrpid,uwritrname,state,userid1,branchname,cntrycode</w:t>
-      </w:r>
-      <w:r>
-        <w:t xml:space="preserve"> </w:t>
-      </w:r>
-      <w:r>
-        <w:t xml:space="preserve">in that order.</w:t>
+        <w:t xml:space="preserve">pivot_eq</w:t>
+      </w:r>
+      <w:r>
+        <w:t xml:space="preserve">.</w:t>
       </w:r>
     </w:p>
     <w:p>
@@ -184,34 +170,7 @@
         </w:numPr>
       </w:pPr>
       <w:r>
-        <w:t xml:space="preserve">On the calculation PC, create the one-time environment with</w:t>
-      </w:r>
-      <w:r>
-        <w:t xml:space="preserve"> </w:t>
-      </w:r>
-      <w:r>
-        <w:rPr>
-          <w:rStyle w:val="VerbatimChar"/>
-        </w:rPr>
-        <w:t xml:space="preserve">python -m venv .venv</w:t>
-      </w:r>
-      <w:r>
-        <w:t xml:space="preserve"> </w:t>
-      </w:r>
-      <w:r>
-        <w:t xml:space="preserve">and, on Windows, install dependencies with</w:t>
-      </w:r>
-      <w:r>
-        <w:t xml:space="preserve"> </w:t>
-      </w:r>
-      <w:r>
-        <w:rPr>
-          <w:rStyle w:val="VerbatimChar"/>
-        </w:rPr>
-        <w:t xml:space="preserve">.venv\Scripts\python -m pip install -r bscr/requirements.txt</w:t>
-      </w:r>
-      <w:r>
-        <w:t xml:space="preserve">.</w:t>
+        <w:t xml:space="preserve">Clear the old data in A:E below row 1, leaving formulas F:M and the report areas untouched.</w:t>
       </w:r>
     </w:p>
     <w:p>
@@ -223,79 +182,20 @@
         </w:numPr>
       </w:pPr>
       <w:r>
-        <w:t xml:space="preserve">Set</w:t>
+        <w:t xml:space="preserve">Paste the CSV contents</w:t>
       </w:r>
       <w:r>
         <w:t xml:space="preserve"> </w:t>
       </w:r>
       <w:r>
         <w:rPr>
-          <w:rStyle w:val="VerbatimChar"/>
+          <w:b/>
+          <w:bCs/>
         </w:rPr>
-        <w:t xml:space="preserve">PRA_INPUT_CSV</w:t>
-      </w:r>
-      <w:r>
-        <w:t xml:space="preserve">,</w:t>
-      </w:r>
-      <w:r>
-        <w:t xml:space="preserve"> </w:t>
-      </w:r>
-      <w:r>
-        <w:rPr>
-          <w:rStyle w:val="VerbatimChar"/>
-        </w:rPr>
-        <w:t xml:space="preserve">BSCR_INPUT_CSV</w:t>
-      </w:r>
-      <w:r>
-        <w:t xml:space="preserve"> </w:t>
-      </w:r>
-      <w:r>
-        <w:t xml:space="preserve">and</w:t>
-      </w:r>
-      <w:r>
-        <w:t xml:space="preserve"> </w:t>
-      </w:r>
-      <w:r>
-        <w:rPr>
-          <w:rStyle w:val="VerbatimChar"/>
-        </w:rPr>
-        <w:t xml:space="preserve">OUTPUT_DIR</w:t>
-      </w:r>
-      <w:r>
-        <w:t xml:space="preserve"> </w:t>
-      </w:r>
-      <w:r>
-        <w:t xml:space="preserve">at the top of</w:t>
-      </w:r>
-      <w:r>
-        <w:t xml:space="preserve"> </w:t>
-      </w:r>
-      <w:r>
-        <w:rPr>
-          <w:rStyle w:val="VerbatimChar"/>
-        </w:rPr>
-        <w:t xml:space="preserve">bscr/BSCR_UKEU.py</w:t>
-      </w:r>
-      <w:r>
-        <w:t xml:space="preserve"> </w:t>
-      </w:r>
-      <w:r>
-        <w:t xml:space="preserve">using the example below, then run</w:t>
-      </w:r>
-      <w:r>
-        <w:t xml:space="preserve"> </w:t>
-      </w:r>
-      <w:r>
-        <w:rPr>
-          <w:rStyle w:val="VerbatimChar"/>
-        </w:rPr>
-        <w:t xml:space="preserve">.venv\Scripts\python bscr/BSCR_UKEU.py</w:t>
-      </w:r>
-      <w:r>
-        <w:t xml:space="preserve"> </w:t>
-      </w:r>
-      <w:r>
-        <w:t xml:space="preserve">with no arguments.</w:t>
+        <w:t xml:space="preserve">with headers into A1</w:t>
+      </w:r>
+      <w:r>
+        <w:t xml:space="preserve">, filling A:E only.</w:t>
       </w:r>
     </w:p>
     <w:p>
@@ -307,7 +207,23 @@
         </w:numPr>
       </w:pPr>
       <w:r>
-        <w:t xml:space="preserve">Confirm that the output directory was absent or empty before the run and that it now contains exactly</w:t>
+        <w:t xml:space="preserve">Use</w:t>
+      </w:r>
+      <w:r>
+        <w:t xml:space="preserve"> </w:t>
+      </w:r>
+      <w:r>
+        <w:rPr>
+          <w:b/>
+          <w:bCs/>
+        </w:rPr>
+        <w:t xml:space="preserve">Table Design → Resize Table</w:t>
+      </w:r>
+      <w:r>
+        <w:t xml:space="preserve"> </w:t>
+      </w:r>
+      <w:r>
+        <w:t xml:space="preserve">to extend</w:t>
       </w:r>
       <w:r>
         <w:t xml:space="preserve"> </w:t>
@@ -316,28 +232,13 @@
         <w:rPr>
           <w:rStyle w:val="VerbatimChar"/>
         </w:rPr>
-        <w:t xml:space="preserve">pra-raw.csv</w:t>
-      </w:r>
-      <w:r>
-        <w:t xml:space="preserve"> </w:t>
-      </w:r>
-      <w:r>
-        <w:t xml:space="preserve">and</w:t>
-      </w:r>
-      <w:r>
-        <w:t xml:space="preserve"> </w:t>
-      </w:r>
-      <w:r>
-        <w:rPr>
-          <w:rStyle w:val="VerbatimChar"/>
-        </w:rPr>
-        <w:t xml:space="preserve">pra-aggregate.csv</w:t>
-      </w:r>
-      <w:r>
-        <w:t xml:space="preserve"> </w:t>
-      </w:r>
-      <w:r>
-        <w:t xml:space="preserve">for a PRA-only run.</w:t>
+        <w:t xml:space="preserve">Table32</w:t>
+      </w:r>
+      <w:r>
+        <w:t xml:space="preserve"> </w:t>
+      </w:r>
+      <w:r>
+        <w:t xml:space="preserve">from A1 through column M to the last pasted row.</w:t>
       </w:r>
     </w:p>
     <w:p>
@@ -349,49 +250,23 @@
         </w:numPr>
       </w:pPr>
       <w:r>
-        <w:t xml:space="preserve">Check</w:t>
+        <w:t xml:space="preserve">Select F2:M through the last pasted row and press</w:t>
       </w:r>
       <w:r>
         <w:t xml:space="preserve"> </w:t>
       </w:r>
       <w:r>
         <w:rPr>
-          <w:rStyle w:val="VerbatimChar"/>
+          <w:b/>
+          <w:bCs/>
         </w:rPr>
-        <w:t xml:space="preserve">pra-raw.csv</w:t>
-      </w:r>
-      <w:r>
-        <w:t xml:space="preserve"> </w:t>
-      </w:r>
-      <w:r>
-        <w:t xml:space="preserve">as the seven-column raw file and</w:t>
-      </w:r>
-      <w:r>
-        <w:t xml:space="preserve"> </w:t>
-      </w:r>
-      <w:r>
-        <w:rPr>
-          <w:rStyle w:val="VerbatimChar"/>
-        </w:rPr>
-        <w:t xml:space="preserve">pra-aggregate.csv</w:t>
-      </w:r>
-      <w:r>
-        <w:t xml:space="preserve"> </w:t>
-      </w:r>
-      <w:r>
-        <w:t xml:space="preserve">as the five-column file</w:t>
-      </w:r>
-      <w:r>
-        <w:t xml:space="preserve"> </w:t>
-      </w:r>
-      <w:r>
-        <w:rPr>
-          <w:rStyle w:val="VerbatimChar"/>
-        </w:rPr>
-        <w:t xml:space="preserve">pml,state,userid1,cntrycode,uwritrname</w:t>
-      </w:r>
-      <w:r>
-        <w:t xml:space="preserve">, then reconcile row counts, headers, totals, and approved tolerances.</w:t>
+        <w:t xml:space="preserve">Ctrl+D</w:t>
+      </w:r>
+      <w:r>
+        <w:t xml:space="preserve"> </w:t>
+      </w:r>
+      <w:r>
+        <w:t xml:space="preserve">to fill the correct first-row formulas down.</w:t>
       </w:r>
     </w:p>
     <w:p>
@@ -403,7 +278,7 @@
         </w:numPr>
       </w:pPr>
       <w:r>
-        <w:t xml:space="preserve">Retain the SQL export, both output files, snapshot/peril/policy metadata, script and query revisions, mappings, and the reconciliation record before review.</w:t>
+        <w:t xml:space="preserve">Check that the input row count and column A total match the SQL results, and resolve any formula errors.</w:t>
       </w:r>
     </w:p>
     <w:p>
@@ -415,7 +290,46 @@
         </w:numPr>
       </w:pPr>
       <w:r>
-        <w:t xml:space="preserve">Treat unexplained differences, partial files, malformed headers, mapping errors, currency or unit uncertainty, and policy-join cardinality or cross-product risk as stops.</w:t>
+        <w:t xml:space="preserve">Click each earthquake PivotTable, choose</w:t>
+      </w:r>
+      <w:r>
+        <w:t xml:space="preserve"> </w:t>
+      </w:r>
+      <w:r>
+        <w:rPr>
+          <w:b/>
+          <w:bCs/>
+        </w:rPr>
+        <w:t xml:space="preserve">PivotTable Analyze → Change Data Source</w:t>
+      </w:r>
+      <w:r>
+        <w:t xml:space="preserve">, and set it to</w:t>
+      </w:r>
+      <w:r>
+        <w:t xml:space="preserve"> </w:t>
+      </w:r>
+      <w:r>
+        <w:rPr>
+          <w:rStyle w:val="VerbatimChar"/>
+          <w:b/>
+          <w:bCs/>
+        </w:rPr>
+        <w:t xml:space="preserve">Table32</w:t>
+      </w:r>
+      <w:r>
+        <w:t xml:space="preserve">, not</w:t>
+      </w:r>
+      <w:r>
+        <w:t xml:space="preserve"> </w:t>
+      </w:r>
+      <w:r>
+        <w:rPr>
+          <w:rStyle w:val="VerbatimChar"/>
+        </w:rPr>
+        <w:t xml:space="preserve">Table3</w:t>
+      </w:r>
+      <w:r>
+        <w:t xml:space="preserve">.</w:t>
       </w:r>
     </w:p>
     <w:p>
@@ -427,7 +341,42 @@
         </w:numPr>
       </w:pPr>
       <w:r>
-        <w:t xml:space="preserve">Treat these files as reviewed internal calculation candidates only: no checked-in template or approved source-to-destination map establishes a final PRA return.</w:t>
+        <w:t xml:space="preserve">Confirm the pivot value field and currency, then right-click each earthquake PivotTable and select</w:t>
+      </w:r>
+      <w:r>
+        <w:t xml:space="preserve"> </w:t>
+      </w:r>
+      <w:r>
+        <w:rPr>
+          <w:b/>
+          <w:bCs/>
+        </w:rPr>
+        <w:t xml:space="preserve">Refresh</w:t>
+      </w:r>
+      <w:r>
+        <w:t xml:space="preserve">—not Refresh All.</w:t>
+      </w:r>
+    </w:p>
+    <w:p>
+      <w:pPr>
+        <w:pStyle w:val="Compact"/>
+        <w:numPr>
+          <w:ilvl w:val="0"/>
+          <w:numId w:val="1001"/>
+        </w:numPr>
+      </w:pPr>
+      <w:r>
+        <w:t xml:space="preserve">Check the pivot totals against the corresponding input totals and save the workbook with the CSV.</w:t>
+      </w:r>
+    </w:p>
+    <w:bookmarkEnd w:id="9"/>
+    <w:bookmarkStart w:id="10" w:name="pra-runbook-all-peril"/>
+    <w:p>
+      <w:pPr>
+        <w:pStyle w:val="Heading2"/>
+      </w:pPr>
+      <w:r>
+        <w:t xml:space="preserve">All-peril</w:t>
       </w:r>
     </w:p>
     <w:p>
@@ -435,206 +384,7 @@
         <w:pStyle w:val="FirstParagraph"/>
       </w:pPr>
       <w:r>
-        <w:t xml:space="preserve">Edit this configuration block at the top of the Python file, replacing the example locations with your actual paths:</w:t>
-      </w:r>
-    </w:p>
-    <w:p>
-      <w:pPr>
-        <w:pStyle w:val="SourceCode"/>
-      </w:pPr>
-      <w:r>
-        <w:rPr>
-          <w:rStyle w:val="NormalTok"/>
-        </w:rPr>
-        <w:t xml:space="preserve">BSCR_INPUT_CSV </w:t>
-      </w:r>
-      <w:r>
-        <w:rPr>
-          <w:rStyle w:val="OperatorTok"/>
-        </w:rPr>
-        <w:t xml:space="preserve">=</w:t>
-      </w:r>
-      <w:r>
-        <w:rPr>
-          <w:rStyle w:val="NormalTok"/>
-        </w:rPr>
-        <w:t xml:space="preserve"> </w:t>
-      </w:r>
-      <w:r>
-        <w:rPr>
-          <w:rStyle w:val="VariableTok"/>
-        </w:rPr>
-        <w:t xml:space="preserve">None</w:t>
-      </w:r>
-      <w:r>
-        <w:br/>
-      </w:r>
-      <w:r>
-        <w:rPr>
-          <w:rStyle w:val="NormalTok"/>
-        </w:rPr>
-        <w:t xml:space="preserve">PRA_INPUT_CSV </w:t>
-      </w:r>
-      <w:r>
-        <w:rPr>
-          <w:rStyle w:val="OperatorTok"/>
-        </w:rPr>
-        <w:t xml:space="preserve">=</w:t>
-      </w:r>
-      <w:r>
-        <w:rPr>
-          <w:rStyle w:val="NormalTok"/>
-        </w:rPr>
-        <w:t xml:space="preserve"> Path(</w:t>
-      </w:r>
-      <w:r>
-        <w:rPr>
-          <w:rStyle w:val="VerbatimStringTok"/>
-        </w:rPr>
-        <w:t xml:space="preserve">r"C:</w:t>
-      </w:r>
-      <w:r>
-        <w:rPr>
-          <w:rStyle w:val="ErrorTok"/>
-        </w:rPr>
-        <w:t xml:space="preserve">\</w:t>
-      </w:r>
-      <w:r>
-        <w:rPr>
-          <w:rStyle w:val="VerbatimStringTok"/>
-        </w:rPr>
-        <w:t xml:space="preserve">Returns</w:t>
-      </w:r>
-      <w:r>
-        <w:rPr>
-          <w:rStyle w:val="ErrorTok"/>
-        </w:rPr>
-        <w:t xml:space="preserve">\</w:t>
-      </w:r>
-      <w:r>
-        <w:rPr>
-          <w:rStyle w:val="VerbatimStringTok"/>
-        </w:rPr>
-        <w:t xml:space="preserve">eq</w:t>
-      </w:r>
-      <w:r>
-        <w:rPr>
-          <w:rStyle w:val="ErrorTok"/>
-        </w:rPr>
-        <w:t xml:space="preserve">\</w:t>
-      </w:r>
-      <w:r>
-        <w:rPr>
-          <w:rStyle w:val="VerbatimStringTok"/>
-        </w:rPr>
-        <w:t xml:space="preserve">input</w:t>
-      </w:r>
-      <w:r>
-        <w:rPr>
-          <w:rStyle w:val="DecValTok"/>
-        </w:rPr>
-        <w:t xml:space="preserve">\m</w:t>
-      </w:r>
-      <w:r>
-        <w:rPr>
-          <w:rStyle w:val="VerbatimStringTok"/>
-        </w:rPr>
-        <w:t xml:space="preserve">y PRA extract</w:t>
-      </w:r>
-      <w:r>
-        <w:rPr>
-          <w:rStyle w:val="DecValTok"/>
-        </w:rPr>
-        <w:t xml:space="preserve">.</w:t>
-      </w:r>
-      <w:r>
-        <w:rPr>
-          <w:rStyle w:val="VerbatimStringTok"/>
-        </w:rPr>
-        <w:t xml:space="preserve">csv"</w:t>
-      </w:r>
-      <w:r>
-        <w:rPr>
-          <w:rStyle w:val="NormalTok"/>
-        </w:rPr>
-        <w:t xml:space="preserve">)</w:t>
-      </w:r>
-      <w:r>
-        <w:br/>
-      </w:r>
-      <w:r>
-        <w:rPr>
-          <w:rStyle w:val="NormalTok"/>
-        </w:rPr>
-        <w:t xml:space="preserve">OUTPUT_DIR </w:t>
-      </w:r>
-      <w:r>
-        <w:rPr>
-          <w:rStyle w:val="OperatorTok"/>
-        </w:rPr>
-        <w:t xml:space="preserve">=</w:t>
-      </w:r>
-      <w:r>
-        <w:rPr>
-          <w:rStyle w:val="NormalTok"/>
-        </w:rPr>
-        <w:t xml:space="preserve"> Path(</w:t>
-      </w:r>
-      <w:r>
-        <w:rPr>
-          <w:rStyle w:val="VerbatimStringTok"/>
-        </w:rPr>
-        <w:t xml:space="preserve">r"C:</w:t>
-      </w:r>
-      <w:r>
-        <w:rPr>
-          <w:rStyle w:val="ErrorTok"/>
-        </w:rPr>
-        <w:t xml:space="preserve">\</w:t>
-      </w:r>
-      <w:r>
-        <w:rPr>
-          <w:rStyle w:val="VerbatimStringTok"/>
-        </w:rPr>
-        <w:t xml:space="preserve">Returns</w:t>
-      </w:r>
-      <w:r>
-        <w:rPr>
-          <w:rStyle w:val="ErrorTok"/>
-        </w:rPr>
-        <w:t xml:space="preserve">\</w:t>
-      </w:r>
-      <w:r>
-        <w:rPr>
-          <w:rStyle w:val="VerbatimStringTok"/>
-        </w:rPr>
-        <w:t xml:space="preserve">eq</w:t>
-      </w:r>
-      <w:r>
-        <w:rPr>
-          <w:rStyle w:val="ErrorTok"/>
-        </w:rPr>
-        <w:t xml:space="preserve">\</w:t>
-      </w:r>
-      <w:r>
-        <w:rPr>
-          <w:rStyle w:val="VerbatimStringTok"/>
-        </w:rPr>
-        <w:t xml:space="preserve">output"</w:t>
-      </w:r>
-      <w:r>
-        <w:rPr>
-          <w:rStyle w:val="NormalTok"/>
-        </w:rPr>
-        <w:t xml:space="preserve">)</w:t>
-      </w:r>
-    </w:p>
-    <w:p>
-      <w:pPr>
-        <w:pStyle w:val="FirstParagraph"/>
-      </w:pPr>
-      <w:r>
-        <w:t xml:space="preserve">Include the CSV filename in</w:t>
+        <w:t xml:space="preserve">Use</w:t>
       </w:r>
       <w:r>
         <w:t xml:space="preserve"> </w:t>
@@ -643,10 +393,13 @@
         <w:rPr>
           <w:rStyle w:val="VerbatimChar"/>
         </w:rPr>
-        <w:t xml:space="preserve">PRA_INPUT_CSV</w:t>
-      </w:r>
-      <w:r>
-        <w:t xml:space="preserve">;</w:t>
+        <w:t xml:space="preserve">pivot_allperil</w:t>
+      </w:r>
+      <w:r>
+        <w:t xml:space="preserve"> </w:t>
+      </w:r>
+      <w:r>
+        <w:t xml:space="preserve">and</w:t>
       </w:r>
       <w:r>
         <w:t xml:space="preserve"> </w:t>
@@ -655,281 +408,47 @@
         <w:rPr>
           <w:rStyle w:val="VerbatimChar"/>
         </w:rPr>
-        <w:t xml:space="preserve">None</w:t>
-      </w:r>
-      <w:r>
-        <w:t xml:space="preserve"> </w:t>
-      </w:r>
-      <w:r>
-        <w:t xml:space="preserve">skips BSCR, and</w:t>
-      </w:r>
-      <w:r>
-        <w:t xml:space="preserve"> </w:t>
-      </w:r>
+        <w:t xml:space="preserve">Table3</w:t>
+      </w:r>
+      <w:r>
+        <w:t xml:space="preserve"> </w:t>
+      </w:r>
+      <w:r>
+        <w:t xml:space="preserve">only with a separately confirmed all-peril export; follow the same paste, formula-fill and total checks.</w:t>
+      </w:r>
+      <w:r>
+        <w:t xml:space="preserve"> </w:t>
+      </w:r>
+      <w:r>
+        <w:t xml:space="preserve">Do not copy the earthquake results into this sheet or guess the all-peril query codes.</w:t>
+      </w:r>
+    </w:p>
+    <w:p>
+      <w:pPr>
+        <w:pStyle w:val="BodyText"/>
+      </w:pPr>
       <w:r>
         <w:rPr>
-          <w:rStyle w:val="VerbatimChar"/>
+          <w:b/>
+          <w:bCs/>
         </w:rPr>
-        <w:t xml:space="preserve">OUTPUT_DIR</w:t>
-      </w:r>
-      <w:r>
-        <w:t xml:space="preserve"> </w:t>
-      </w:r>
-      <w:r>
-        <w:t xml:space="preserve">must be new or empty.</w:t>
-      </w:r>
-      <w:r>
-        <w:t xml:space="preserve"> </w:t>
-      </w:r>
-      <w:r>
-        <w:t xml:space="preserve">On macOS/Linux use</w:t>
-      </w:r>
-      <w:r>
-        <w:t xml:space="preserve"> </w:t>
-      </w:r>
-      <w:r>
-        <w:rPr>
-          <w:rStyle w:val="VerbatimChar"/>
-        </w:rPr>
-        <w:t xml:space="preserve">.venv/bin/python</w:t>
-      </w:r>
-      <w:r>
-        <w:t xml:space="preserve"> </w:t>
-      </w:r>
-      <w:r>
-        <w:t xml:space="preserve">to run the file and use your local paths.</w:t>
-      </w:r>
-    </w:p>
-    <w:bookmarkEnd w:id="9"/>
-    <w:bookmarkStart w:id="10" w:name="pra-runbook-column-boundary"/>
+        <w:t xml:space="preserve">To return to later:</w:t>
+      </w:r>
+      <w:r>
+        <w:t xml:space="preserve"> </w:t>
+      </w:r>
+      <w:r>
+        <w:t xml:space="preserve">find the final PRA submission template; this workbook contains the calculated aggregates, not the submission form.</w:t>
+      </w:r>
+    </w:p>
+    <w:bookmarkEnd w:id="10"/>
+    <w:bookmarkStart w:id="11" w:name="source-identity"/>
     <w:p>
       <w:pPr>
         <w:pStyle w:val="Heading2"/>
       </w:pPr>
       <w:r>
-        <w:t xml:space="preserve">Column boundary</w:t>
-      </w:r>
-    </w:p>
-    <w:tbl>
-      <w:tblPr>
-        <w:tblStyle w:val="Table"/>
-        <w:tblW w:type="pct" w:w="5000"/>
-        <w:tblLayout w:type="fixed"/>
-        <w:tblLook w:firstRow="1" w:lastRow="0" w:firstColumn="0" w:lastColumn="0" w:noHBand="0" w:noVBand="0" w:val="0020"/>
-      </w:tblPr>
-      <w:tblGrid>
-        <w:gridCol w:w="2640"/>
-        <w:gridCol w:w="2640"/>
-        <w:gridCol w:w="2640"/>
-      </w:tblGrid>
-      <w:tr>
-        <w:trPr>
-          <w:tblHeader w:val="on"/>
-        </w:trPr>
-        <w:tc>
-          <w:tcPr/>
-          <w:p>
-            <w:pPr>
-              <w:pStyle w:val="Compact"/>
-            </w:pPr>
-            <w:r>
-              <w:t xml:space="preserve">File</w:t>
-            </w:r>
-          </w:p>
-        </w:tc>
-        <w:tc>
-          <w:tcPr/>
-          <w:p>
-            <w:pPr>
-              <w:pStyle w:val="Compact"/>
-            </w:pPr>
-            <w:r>
-              <w:t xml:space="preserve">Columns</w:t>
-            </w:r>
-          </w:p>
-        </w:tc>
-        <w:tc>
-          <w:tcPr/>
-          <w:p>
-            <w:pPr>
-              <w:pStyle w:val="Compact"/>
-            </w:pPr>
-            <w:r>
-              <w:t xml:space="preserve">Use</w:t>
-            </w:r>
-          </w:p>
-        </w:tc>
-      </w:tr>
-      <w:tr>
-        <w:tc>
-          <w:tcPr/>
-          <w:p>
-            <w:pPr>
-              <w:pStyle w:val="Compact"/>
-            </w:pPr>
-            <w:r>
-              <w:rPr>
-                <w:rStyle w:val="VerbatimChar"/>
-              </w:rPr>
-              <w:t xml:space="preserve">pra-source.csv</w:t>
-            </w:r>
-          </w:p>
-        </w:tc>
-        <w:tc>
-          <w:tcPr/>
-          <w:p>
-            <w:pPr>
-              <w:pStyle w:val="Compact"/>
-            </w:pPr>
-            <w:r>
-              <w:rPr>
-                <w:rStyle w:val="VerbatimChar"/>
-              </w:rPr>
-              <w:t xml:space="preserve">pml,accgrpid,uwritrname,state,userid1,branchname,cntrycode</w:t>
-            </w:r>
-            <w:r>
-              <w:t xml:space="preserve"> </w:t>
-            </w:r>
-            <w:r>
-              <w:t xml:space="preserve">(7)</w:t>
-            </w:r>
-          </w:p>
-        </w:tc>
-        <w:tc>
-          <w:tcPr/>
-          <w:p>
-            <w:pPr>
-              <w:pStyle w:val="Compact"/>
-            </w:pPr>
-            <w:r>
-              <w:t xml:space="preserve">Input exported by</w:t>
-            </w:r>
-            <w:r>
-              <w:t xml:space="preserve"> </w:t>
-            </w:r>
-            <w:r>
-              <w:rPr>
-                <w:rStyle w:val="VerbatimChar"/>
-              </w:rPr>
-              <w:t xml:space="preserve">pra/sql/pra-raw.sql</w:t>
-            </w:r>
-          </w:p>
-        </w:tc>
-      </w:tr>
-      <w:tr>
-        <w:tc>
-          <w:tcPr/>
-          <w:p>
-            <w:pPr>
-              <w:pStyle w:val="Compact"/>
-            </w:pPr>
-            <w:r>
-              <w:rPr>
-                <w:rStyle w:val="VerbatimChar"/>
-              </w:rPr>
-              <w:t xml:space="preserve">pra-raw.csv</w:t>
-            </w:r>
-          </w:p>
-        </w:tc>
-        <w:tc>
-          <w:tcPr/>
-          <w:p>
-            <w:pPr>
-              <w:pStyle w:val="Compact"/>
-            </w:pPr>
-            <w:r>
-              <w:t xml:space="preserve">Same seven columns</w:t>
-            </w:r>
-          </w:p>
-        </w:tc>
-        <w:tc>
-          <w:tcPr/>
-          <w:p>
-            <w:pPr>
-              <w:pStyle w:val="Compact"/>
-            </w:pPr>
-            <w:r>
-              <w:t xml:space="preserve">Offline raw output and evidence</w:t>
-            </w:r>
-          </w:p>
-        </w:tc>
-      </w:tr>
-      <w:tr>
-        <w:tc>
-          <w:tcPr/>
-          <w:p>
-            <w:pPr>
-              <w:pStyle w:val="Compact"/>
-            </w:pPr>
-            <w:r>
-              <w:rPr>
-                <w:rStyle w:val="VerbatimChar"/>
-              </w:rPr>
-              <w:t xml:space="preserve">pra-aggregate.csv</w:t>
-            </w:r>
-          </w:p>
-        </w:tc>
-        <w:tc>
-          <w:tcPr/>
-          <w:p>
-            <w:pPr>
-              <w:pStyle w:val="Compact"/>
-            </w:pPr>
-            <w:r>
-              <w:rPr>
-                <w:rStyle w:val="VerbatimChar"/>
-              </w:rPr>
-              <w:t xml:space="preserve">pml,state,userid1,cntrycode,uwritrname</w:t>
-            </w:r>
-            <w:r>
-              <w:t xml:space="preserve"> </w:t>
-            </w:r>
-            <w:r>
-              <w:t xml:space="preserve">(5)</w:t>
-            </w:r>
-          </w:p>
-        </w:tc>
-        <w:tc>
-          <w:tcPr/>
-          <w:p>
-            <w:pPr>
-              <w:pStyle w:val="Compact"/>
-            </w:pPr>
-            <w:r>
-              <w:t xml:space="preserve">Offline aggregate output</w:t>
-            </w:r>
-          </w:p>
-        </w:tc>
-      </w:tr>
-    </w:tbl>
-    <w:p>
-      <w:pPr>
-        <w:pStyle w:val="BodyText"/>
-      </w:pPr>
-      <w:r>
-        <w:t xml:space="preserve">Do not substitute an eight-column BSCR source for</w:t>
-      </w:r>
-      <w:r>
-        <w:t xml:space="preserve"> </w:t>
-      </w:r>
-      <w:r>
-        <w:rPr>
-          <w:rStyle w:val="VerbatimChar"/>
-        </w:rPr>
-        <w:t xml:space="preserve">pra-source.csv</w:t>
-      </w:r>
-      <w:r>
-        <w:t xml:space="preserve">, and do not paste a five-column aggregate where the script requires the seven-column raw input.</w:t>
-      </w:r>
-    </w:p>
-    <w:bookmarkEnd w:id="10"/>
-    <w:bookmarkStart w:id="11" w:name="pra-runbook-all-peril-runs"/>
-    <w:p>
-      <w:pPr>
-        <w:pStyle w:val="Heading2"/>
-      </w:pPr>
-      <w:r>
-        <w:t xml:space="preserve">All-peril runs</w:t>
+        <w:t xml:space="preserve">Source identity</w:t>
       </w:r>
     </w:p>
     <w:p>
@@ -941,7 +460,7 @@
         </w:numPr>
       </w:pPr>
       <w:r>
-        <w:t xml:space="preserve">Put every separately approved all-peril export in its own directory, such as</w:t>
+        <w:t xml:space="preserve">Git revision:</w:t>
       </w:r>
       <w:r>
         <w:t xml:space="preserve"> </w:t>
@@ -950,10 +469,13 @@
         <w:rPr>
           <w:rStyle w:val="VerbatimChar"/>
         </w:rPr>
-        <w:t xml:space="preserve">runs/all-peril-&lt;scope&gt;/input/pra-source.csv</w:t>
-      </w:r>
-      <w:r>
-        <w:t xml:space="preserve">, with a matching empty output directory.</w:t>
+        <w:t xml:space="preserve">e24520a521577b73e2f98d6ddc64525d320b12b0</w:t>
+      </w:r>
+      <w:r>
+        <w:t xml:space="preserve"> </w:t>
+      </w:r>
+      <w:r>
+        <w:t xml:space="preserve">(the working tree may contain uncommitted changes).</w:t>
       </w:r>
     </w:p>
     <w:p>
@@ -965,7 +487,19 @@
         </w:numPr>
       </w:pPr>
       <w:r>
-        <w:t xml:space="preserve">Keep the all-peril producer, population, peril code, policy code, currency, mappings, and approval evidence with that directory rather than combining it with the earthquake run.</w:t>
+        <w:t xml:space="preserve">Builder SHA-256:</w:t>
+      </w:r>
+      <w:r>
+        <w:t xml:space="preserve"> </w:t>
+      </w:r>
+      <w:r>
+        <w:rPr>
+          <w:rStyle w:val="VerbatimChar"/>
+        </w:rPr>
+        <w:t xml:space="preserve">865d85a521d3e2696c1a42dfd93528077803da83719ca46d3141a0066f77919f</w:t>
+      </w:r>
+      <w:r>
+        <w:t xml:space="preserve">.</w:t>
       </w:r>
     </w:p>
     <w:p>
@@ -977,7 +511,7 @@
         </w:numPr>
       </w:pPr>
       <w:r>
-        <w:t xml:space="preserve">Do not promote</w:t>
+        <w:t xml:space="preserve">Assembly semantics:</w:t>
       </w:r>
       <w:r>
         <w:t xml:space="preserve"> </w:t>
@@ -986,28 +520,10 @@
         <w:rPr>
           <w:rStyle w:val="VerbatimChar"/>
         </w:rPr>
-        <w:t xml:space="preserve">1/1</w:t>
-      </w:r>
-      <w:r>
-        <w:t xml:space="preserve"> </w:t>
-      </w:r>
-      <w:r>
-        <w:t xml:space="preserve">or</w:t>
-      </w:r>
-      <w:r>
-        <w:t xml:space="preserve"> </w:t>
-      </w:r>
-      <w:r>
-        <w:rPr>
-          <w:rStyle w:val="VerbatimChar"/>
-        </w:rPr>
-        <w:t xml:space="preserve">4/4</w:t>
-      </w:r>
-      <w:r>
-        <w:t xml:space="preserve"> </w:t>
-      </w:r>
-      <w:r>
-        <w:t xml:space="preserve">to an approved all-peril scope: the repository does not resolve which population or scope those codes represent.</w:t>
+        <w:t xml:space="preserve">docx-source-manifest-v1; stable-heading-anchors-v1; generated-link-rebase-v1; human-guides-only-v2</w:t>
+      </w:r>
+      <w:r>
+        <w:t xml:space="preserve">.</w:t>
       </w:r>
     </w:p>
     <w:p>
@@ -1019,783 +535,16 @@
         </w:numPr>
       </w:pPr>
       <w:r>
-        <w:t xml:space="preserve">Run the same offline command with that folder’s paths only after the source selection is established, and apply the same exact-file and reconciliation checks.</w:t>
-      </w:r>
-    </w:p>
-    <w:bookmarkEnd w:id="11"/>
-    <w:bookmarkStart w:id="12" w:name="Xc2a35ba08bcd9c6de0cb1ded52bb837af890852"/>
-    <w:p>
-      <w:pPr>
-        <w:pStyle w:val="Heading2"/>
-      </w:pPr>
-      <w:r>
-        <w:t xml:space="preserve">Optional current workbook review</w:t>
-      </w:r>
-    </w:p>
-    <w:p>
-      <w:pPr>
-        <w:pStyle w:val="FirstParagraph"/>
-      </w:pPr>
+        <w:t xml:space="preserve">Exact input-doc manifest SHA-256:</w:t>
+      </w:r>
+      <w:r>
+        <w:t xml:space="preserve"> </w:t>
+      </w:r>
       <w:r>
         <w:rPr>
           <w:rStyle w:val="VerbatimChar"/>
         </w:rPr>
-        <w:t xml:space="preserve">pra/workbooks/PRA_Aggs.xlsx</w:t>
-      </w:r>
-      <w:r>
-        <w:t xml:space="preserve"> </w:t>
-      </w:r>
-      <w:r>
-        <w:t xml:space="preserve">is optional: it has only the two aggregate sheets and their three mapping sheets, not the former raw-data, BSCR-panel or SQL tabs.</w:t>
-      </w:r>
-    </w:p>
-    <w:p>
-      <w:pPr>
-        <w:pStyle w:val="Compact"/>
-        <w:numPr>
-          <w:ilvl w:val="0"/>
-          <w:numId w:val="1003"/>
-        </w:numPr>
-      </w:pPr>
-      <w:r>
-        <w:t xml:space="preserve">Choose</w:t>
-      </w:r>
-      <w:r>
-        <w:t xml:space="preserve"> </w:t>
-      </w:r>
-      <w:r>
-        <w:rPr>
-          <w:rStyle w:val="VerbatimChar"/>
-        </w:rPr>
-        <w:t xml:space="preserve">pivot_eq</w:t>
-      </w:r>
-      <w:r>
-        <w:t xml:space="preserve"> </w:t>
-      </w:r>
-      <w:r>
-        <w:t xml:space="preserve">for earthquake or</w:t>
-      </w:r>
-      <w:r>
-        <w:t xml:space="preserve"> </w:t>
-      </w:r>
-      <w:r>
-        <w:rPr>
-          <w:rStyle w:val="VerbatimChar"/>
-        </w:rPr>
-        <w:t xml:space="preserve">pivot_allperil</w:t>
-      </w:r>
-      <w:r>
-        <w:t xml:space="preserve"> </w:t>
-      </w:r>
-      <w:r>
-        <w:t xml:space="preserve">for a separately confirmed all-peril input.</w:t>
-      </w:r>
-    </w:p>
-    <w:p>
-      <w:pPr>
-        <w:pStyle w:val="Compact"/>
-        <w:numPr>
-          <w:ilvl w:val="0"/>
-          <w:numId w:val="1003"/>
-        </w:numPr>
-      </w:pPr>
-      <w:r>
-        <w:t xml:space="preserve">Clear old A:E data below row 1 and paste the five-column aggregate</w:t>
-      </w:r>
-      <w:r>
-        <w:t xml:space="preserve"> </w:t>
-      </w:r>
-      <w:r>
-        <w:rPr>
-          <w:b/>
-          <w:bCs/>
-        </w:rPr>
-        <w:t xml:space="preserve">with headers into A1</w:t>
-      </w:r>
-      <w:r>
-        <w:t xml:space="preserve">, leaving F:M and the report areas untouched.</w:t>
-      </w:r>
-    </w:p>
-    <w:p>
-      <w:pPr>
-        <w:pStyle w:val="Compact"/>
-        <w:numPr>
-          <w:ilvl w:val="0"/>
-          <w:numId w:val="1003"/>
-        </w:numPr>
-      </w:pPr>
-      <w:r>
-        <w:t xml:space="preserve">Resize</w:t>
-      </w:r>
-      <w:r>
-        <w:t xml:space="preserve"> </w:t>
-      </w:r>
-      <w:r>
-        <w:rPr>
-          <w:rStyle w:val="VerbatimChar"/>
-        </w:rPr>
-        <w:t xml:space="preserve">Table32</w:t>
-      </w:r>
-      <w:r>
-        <w:t xml:space="preserve"> </w:t>
-      </w:r>
-      <w:r>
-        <w:t xml:space="preserve">(earthquake) or</w:t>
-      </w:r>
-      <w:r>
-        <w:t xml:space="preserve"> </w:t>
-      </w:r>
-      <w:r>
-        <w:rPr>
-          <w:rStyle w:val="VerbatimChar"/>
-        </w:rPr>
-        <w:t xml:space="preserve">Table3</w:t>
-      </w:r>
-      <w:r>
-        <w:t xml:space="preserve"> </w:t>
-      </w:r>
-      <w:r>
-        <w:t xml:space="preserve">(all-peril) through column M to the last pasted row and fill the correct F:M formulas down.</w:t>
-      </w:r>
-    </w:p>
-    <w:p>
-      <w:pPr>
-        <w:pStyle w:val="Compact"/>
-        <w:numPr>
-          <w:ilvl w:val="0"/>
-          <w:numId w:val="1003"/>
-        </w:numPr>
-      </w:pPr>
-      <w:r>
-        <w:t xml:space="preserve">Set every earthquake pivot source to</w:t>
-      </w:r>
-      <w:r>
-        <w:t xml:space="preserve"> </w:t>
-      </w:r>
-      <w:r>
-        <w:rPr>
-          <w:rStyle w:val="VerbatimChar"/>
-        </w:rPr>
-        <w:t xml:space="preserve">Table32</w:t>
-      </w:r>
-      <w:r>
-        <w:t xml:space="preserve">—the retained cache initially points to</w:t>
-      </w:r>
-      <w:r>
-        <w:t xml:space="preserve"> </w:t>
-      </w:r>
-      <w:r>
-        <w:rPr>
-          <w:rStyle w:val="VerbatimChar"/>
-        </w:rPr>
-        <w:t xml:space="preserve">Table3</w:t>
-      </w:r>
-      <w:r>
-        <w:t xml:space="preserve">—and every all-peril pivot source to</w:t>
-      </w:r>
-      <w:r>
-        <w:t xml:space="preserve"> </w:t>
-      </w:r>
-      <w:r>
-        <w:rPr>
-          <w:rStyle w:val="VerbatimChar"/>
-        </w:rPr>
-        <w:t xml:space="preserve">Table3</w:t>
-      </w:r>
-      <w:r>
-        <w:t xml:space="preserve">, then check value fields, refresh those pivots and reconcile totals.</w:t>
-      </w:r>
-    </w:p>
-    <w:p>
-      <w:pPr>
-        <w:pStyle w:val="FirstParagraph"/>
-      </w:pPr>
-      <w:r>
-        <w:t xml:space="preserve">The four pivot titles are</w:t>
-      </w:r>
-      <w:r>
-        <w:t xml:space="preserve"> </w:t>
-      </w:r>
-      <w:r>
-        <w:rPr>
-          <w:b/>
-          <w:bCs/>
-        </w:rPr>
-        <w:t xml:space="preserve">Total PML / Fine Art</w:t>
-      </w:r>
-      <w:r>
-        <w:t xml:space="preserve">,</w:t>
-      </w:r>
-      <w:r>
-        <w:t xml:space="preserve"> </w:t>
-      </w:r>
-      <w:r>
-        <w:rPr>
-          <w:b/>
-          <w:bCs/>
-        </w:rPr>
-        <w:t xml:space="preserve">Portfolio / country / Fine Art</w:t>
-      </w:r>
-      <w:r>
-        <w:t xml:space="preserve">,</w:t>
-      </w:r>
-      <w:r>
-        <w:t xml:space="preserve"> </w:t>
-      </w:r>
-      <w:r>
-        <w:rPr>
-          <w:b/>
-          <w:bCs/>
-        </w:rPr>
-        <w:t xml:space="preserve">Country / Fine Art</w:t>
-      </w:r>
-      <w:r>
-        <w:t xml:space="preserve">, and</w:t>
-      </w:r>
-      <w:r>
-        <w:t xml:space="preserve"> </w:t>
-      </w:r>
-      <w:r>
-        <w:rPr>
-          <w:b/>
-          <w:bCs/>
-        </w:rPr>
-        <w:t xml:space="preserve">CDS class</w:t>
-      </w:r>
-      <w:r>
-        <w:t xml:space="preserve">; the banner identifies the peril and makes clear that</w:t>
-      </w:r>
-      <w:r>
-        <w:t xml:space="preserve"> </w:t>
-      </w:r>
-      <w:r>
-        <w:rPr>
-          <w:rStyle w:val="VerbatimChar"/>
-        </w:rPr>
-        <w:t xml:space="preserve">pml</w:t>
-      </w:r>
-      <w:r>
-        <w:t xml:space="preserve"> </w:t>
-      </w:r>
-      <w:r>
-        <w:t xml:space="preserve">is not automatically USD-converted.</w:t>
-      </w:r>
-    </w:p>
-    <w:bookmarkEnd w:id="12"/>
-    <w:bookmarkStart w:id="13" w:name="pra-runbook-former-workbook-reference"/>
-    <w:p>
-      <w:pPr>
-        <w:pStyle w:val="Heading2"/>
-      </w:pPr>
-      <w:r>
-        <w:t xml:space="preserve">Former workbook reference</w:t>
-      </w:r>
-    </w:p>
-    <w:p>
-      <w:pPr>
-        <w:pStyle w:val="FirstParagraph"/>
-      </w:pPr>
-      <w:r>
-        <w:t xml:space="preserve">The former</w:t>
-      </w:r>
-      <w:r>
-        <w:t xml:space="preserve"> </w:t>
-      </w:r>
-      <w:r>
-        <w:rPr>
-          <w:rStyle w:val="VerbatimChar"/>
-        </w:rPr>
-        <w:t xml:space="preserve">PRA_BSCR_Aggs.xlsx</w:t>
-      </w:r>
-      <w:r>
-        <w:t xml:space="preserve"> </w:t>
-      </w:r>
-      <w:r>
-        <w:t xml:space="preserve">is available in repository history only; its raw sheet, SQL tab and BSCR panels were removed from the renamed workbook, and raw CSVs now remain separate audit files.</w:t>
-      </w:r>
-    </w:p>
-    <w:bookmarkEnd w:id="13"/>
-    <w:bookmarkStart w:id="14" w:name="pra-runbook-financial-caveats"/>
-    <w:p>
-      <w:pPr>
-        <w:pStyle w:val="Heading2"/>
-      </w:pPr>
-      <w:r>
-        <w:t xml:space="preserve">Financial caveats</w:t>
-      </w:r>
-    </w:p>
-    <w:p>
-      <w:pPr>
-        <w:pStyle w:val="FirstParagraph"/>
-      </w:pPr>
-      <w:r>
-        <w:t xml:space="preserve">The SQL logic zeroes grouped value below</w:t>
-      </w:r>
-      <w:r>
-        <w:t xml:space="preserve"> </w:t>
-      </w:r>
-      <w:r>
-        <w:rPr>
-          <w:rStyle w:val="VerbatimChar"/>
-        </w:rPr>
-        <w:t xml:space="preserve">deductamt</w:t>
-      </w:r>
-      <w:r>
-        <w:t xml:space="preserve"> </w:t>
-      </w:r>
-      <w:r>
-        <w:t xml:space="preserve">without subtracting the deductible, retains equality, groups deductible and limit currencies without conversion, and has unresolved null/negative deductible, currency, limit, policy-join, and cross-product behaviour. Python’s existing BSCR retention and geography discrepancies remain unchanged: the removed raw-sheet formulas used 33% SRP versus 0.3333 in Python. The optional PRA workbook still requires review of CDS/PRA-region</w:t>
-      </w:r>
-      <w:r>
-        <w:t xml:space="preserve"> </w:t>
-      </w:r>
-      <w:r>
-        <w:rPr>
-          <w:rStyle w:val="VerbatimChar"/>
-        </w:rPr>
-        <w:t xml:space="preserve">#N/A</w:t>
-      </w:r>
-      <w:r>
-        <w:t xml:space="preserve">,</w:t>
-      </w:r>
-      <w:r>
-        <w:t xml:space="preserve"> </w:t>
-      </w:r>
-      <w:r>
-        <w:rPr>
-          <w:rStyle w:val="VerbatimChar"/>
-        </w:rPr>
-        <w:t xml:space="preserve">Agg_USD = pml * 1.25</w:t>
-      </w:r>
-      <w:r>
-        <w:t xml:space="preserve">, and whether pivots should sum</w:t>
-      </w:r>
-      <w:r>
-        <w:t xml:space="preserve"> </w:t>
-      </w:r>
-      <w:r>
-        <w:rPr>
-          <w:rStyle w:val="VerbatimChar"/>
-        </w:rPr>
-        <w:t xml:space="preserve">pml</w:t>
-      </w:r>
-      <w:r>
-        <w:t xml:space="preserve"> </w:t>
-      </w:r>
-      <w:r>
-        <w:t xml:space="preserve">or</w:t>
-      </w:r>
-      <w:r>
-        <w:t xml:space="preserve"> </w:t>
-      </w:r>
-      <w:r>
-        <w:rPr>
-          <w:rStyle w:val="VerbatimChar"/>
-        </w:rPr>
-        <w:t xml:space="preserve">Agg_USD</w:t>
-      </w:r>
-      <w:r>
-        <w:t xml:space="preserve">.</w:t>
-      </w:r>
-    </w:p>
-    <w:bookmarkEnd w:id="14"/>
-    <w:bookmarkEnd w:id="15"/>
-    <w:bookmarkStart w:id="22" w:name="operating-controls-run-checklist"/>
-    <w:p>
-      <w:pPr>
-        <w:pStyle w:val="Heading1"/>
-      </w:pPr>
-      <w:r>
-        <w:t xml:space="preserve">Run checklist</w:t>
-      </w:r>
-    </w:p>
-    <w:p>
-      <w:pPr>
-        <w:pStyle w:val="FirstParagraph"/>
-      </w:pPr>
-      <w:hyperlink r:id="rId16">
-        <w:r>
-          <w:rPr>
-            <w:rStyle w:val="Hyperlink"/>
-          </w:rPr>
-          <w:t xml:space="preserve">Start here</w:t>
-        </w:r>
-      </w:hyperlink>
-      <w:r>
-        <w:t xml:space="preserve"> </w:t>
-      </w:r>
-      <w:r>
-        <w:t xml:space="preserve">·</w:t>
-      </w:r>
-      <w:r>
-        <w:t xml:space="preserve"> </w:t>
-      </w:r>
-      <w:hyperlink r:id="rId17">
-        <w:r>
-          <w:rPr>
-            <w:rStyle w:val="Hyperlink"/>
-          </w:rPr>
-          <w:t xml:space="preserve">Detailed controls for LLMs/reviewers</w:t>
-        </w:r>
-      </w:hyperlink>
-    </w:p>
-    <w:p>
-      <w:pPr>
-        <w:pStyle w:val="BodyText"/>
-      </w:pPr>
-      <w:r>
-        <w:t xml:space="preserve">Use this alongside your process guide. Keep the evidence in a new, restricted</w:t>
-      </w:r>
-      <w:r>
-        <w:t xml:space="preserve"> </w:t>
-      </w:r>
-      <w:r>
-        <w:t xml:space="preserve">run folder—not in source control. Mark irrelevant checks N/A with a reason.</w:t>
-      </w:r>
-    </w:p>
-    <w:bookmarkStart w:id="18" w:name="operating-controls-before-you-start"/>
-    <w:p>
-      <w:pPr>
-        <w:pStyle w:val="Heading2"/>
-      </w:pPr>
-      <w:r>
-        <w:t xml:space="preserve">Before you start</w:t>
-      </w:r>
-    </w:p>
-    <w:p>
-      <w:pPr>
-        <w:pStyle w:val="Compact"/>
-        <w:numPr>
-          <w:ilvl w:val="0"/>
-          <w:numId w:val="1004"/>
-        </w:numPr>
-      </w:pPr>
-      <w:r>
-        <w:t xml:space="preserve">Confirm the reporting period, source snapshot, scope and controlled template.</w:t>
-      </w:r>
-    </w:p>
-    <w:p>
-      <w:pPr>
-        <w:pStyle w:val="Compact"/>
-        <w:numPr>
-          <w:ilvl w:val="0"/>
-          <w:numId w:val="1005"/>
-        </w:numPr>
-      </w:pPr>
-      <w:r>
-        <w:t xml:space="preserve">Confirm the approved mappings, retention/proxy rules, scale factors, FX and units.</w:t>
-      </w:r>
-    </w:p>
-    <w:p>
-      <w:pPr>
-        <w:pStyle w:val="Compact"/>
-        <w:numPr>
-          <w:ilvl w:val="0"/>
-          <w:numId w:val="1006"/>
-        </w:numPr>
-      </w:pPr>
-      <w:r>
-        <w:t xml:space="preserve">Record the operator, reviewer, code version, exact command/query and output folder. Keep credentials out of the record.</w:t>
-      </w:r>
-    </w:p>
-    <w:p>
-      <w:pPr>
-        <w:pStyle w:val="Compact"/>
-        <w:numPr>
-          <w:ilvl w:val="0"/>
-          <w:numId w:val="1007"/>
-        </w:numPr>
-      </w:pPr>
-      <w:r>
-        <w:t xml:space="preserve">Agree independent control totals and acceptable differences with the reviewer.</w:t>
-      </w:r>
-    </w:p>
-    <w:p>
-      <w:pPr>
-        <w:pStyle w:val="Compact"/>
-        <w:numPr>
-          <w:ilvl w:val="0"/>
-          <w:numId w:val="1008"/>
-        </w:numPr>
-      </w:pPr>
-      <w:r>
-        <w:t xml:space="preserve">For Excel, work on a copy. Identify input ranges, formulas, tables, pivot sources and external links before changing anything.</w:t>
-      </w:r>
-    </w:p>
-    <w:p>
-      <w:pPr>
-        <w:pStyle w:val="Compact"/>
-        <w:numPr>
-          <w:ilvl w:val="0"/>
-          <w:numId w:val="1009"/>
-        </w:numPr>
-      </w:pPr>
-      <w:r>
-        <w:t xml:space="preserve">Resolve the blockers listed in your guide before doing the affected step.</w:t>
-      </w:r>
-    </w:p>
-    <w:bookmarkEnd w:id="18"/>
-    <w:bookmarkStart w:id="19" w:name="operating-controls-run-and-check"/>
-    <w:p>
-      <w:pPr>
-        <w:pStyle w:val="Heading2"/>
-      </w:pPr>
-      <w:r>
-        <w:t xml:space="preserve">Run and check</w:t>
-      </w:r>
-    </w:p>
-    <w:p>
-      <w:pPr>
-        <w:pStyle w:val="Compact"/>
-        <w:numPr>
-          <w:ilvl w:val="0"/>
-          <w:numId w:val="1010"/>
-        </w:numPr>
-      </w:pPr>
-      <w:r>
-        <w:t xml:space="preserve">Save the raw outputs, logs, parameters and row counts. Use a stable snapshot when running multiple queries.</w:t>
-      </w:r>
-    </w:p>
-    <w:p>
-      <w:pPr>
-        <w:pStyle w:val="Compact"/>
-        <w:numPr>
-          <w:ilvl w:val="0"/>
-          <w:numId w:val="1011"/>
-        </w:numPr>
-      </w:pPr>
-      <w:r>
-        <w:t xml:space="preserve">Check joins have not multiplied exposure; investigate missing mappings, geography, currency or other required values.</w:t>
-      </w:r>
-    </w:p>
-    <w:p>
-      <w:pPr>
-        <w:pStyle w:val="Compact"/>
-        <w:numPr>
-          <w:ilvl w:val="0"/>
-          <w:numId w:val="1012"/>
-        </w:numPr>
-      </w:pPr>
-      <w:r>
-        <w:t xml:space="preserve">Reconcile source → raw output → grouped output by relevant entity, peril and geography, including gross/net and FX movements.</w:t>
-      </w:r>
-    </w:p>
-    <w:p>
-      <w:pPr>
-        <w:pStyle w:val="Compact"/>
-        <w:numPr>
-          <w:ilvl w:val="0"/>
-          <w:numId w:val="1013"/>
-        </w:numPr>
-      </w:pPr>
-      <w:r>
-        <w:t xml:space="preserve">Before loading Excel, check headers/order, row counts, currency and units. Replace input rows only; preserve formulas and report areas.</w:t>
-      </w:r>
-    </w:p>
-    <w:p>
-      <w:pPr>
-        <w:pStyle w:val="Compact"/>
-        <w:numPr>
-          <w:ilvl w:val="0"/>
-          <w:numId w:val="1014"/>
-        </w:numPr>
-      </w:pPr>
-      <w:r>
-        <w:t xml:space="preserve">Extend approved formulas and table/pivot ranges to all new rows; remove stale input rows. Do not copy known inconsistent formulas or blindly refresh external links.</w:t>
-      </w:r>
-    </w:p>
-    <w:p>
-      <w:pPr>
-        <w:pStyle w:val="Compact"/>
-        <w:numPr>
-          <w:ilvl w:val="0"/>
-          <w:numId w:val="1015"/>
-        </w:numPr>
-      </w:pPr>
-      <w:r>
-        <w:t xml:space="preserve">Recalculate in Excel and reconcile report totals. Investigate errors, stale values and unexplained movements.</w:t>
-      </w:r>
-    </w:p>
-    <w:bookmarkEnd w:id="19"/>
-    <w:bookmarkStart w:id="20" w:name="operating-controls-finish"/>
-    <w:p>
-      <w:pPr>
-        <w:pStyle w:val="Heading2"/>
-      </w:pPr>
-      <w:r>
-        <w:t xml:space="preserve">Finish</w:t>
-      </w:r>
-    </w:p>
-    <w:p>
-      <w:pPr>
-        <w:pStyle w:val="Compact"/>
-        <w:numPr>
-          <w:ilvl w:val="0"/>
-          <w:numId w:val="1016"/>
-        </w:numPr>
-      </w:pPr>
-      <w:r>
-        <w:t xml:space="preserve">Use an approved source-to-destination map for any final-template transfer. Do not choose cells by colour or label alone.</w:t>
-      </w:r>
-    </w:p>
-    <w:p>
-      <w:pPr>
-        <w:pStyle w:val="Compact"/>
-        <w:numPr>
-          <w:ilvl w:val="0"/>
-          <w:numId w:val="1017"/>
-        </w:numPr>
-      </w:pPr>
-      <w:r>
-        <w:t xml:space="preserve">Log each transfer: source file/sheet/range, destination file/sheet/cell, value, measure, currency/unit, as-of date and assumption versions.</w:t>
-      </w:r>
-    </w:p>
-    <w:p>
-      <w:pPr>
-        <w:pStyle w:val="Compact"/>
-        <w:numPr>
-          <w:ilvl w:val="0"/>
-          <w:numId w:val="1018"/>
-        </w:numPr>
-      </w:pPr>
-      <w:r>
-        <w:t xml:space="preserve">Obtain reviewer sign-off and retain inputs, outputs, reconciliations, adjustments and final submission/delivery evidence together.</w:t>
-      </w:r>
-    </w:p>
-    <w:p>
-      <w:pPr>
-        <w:pStyle w:val="FirstParagraph"/>
-      </w:pPr>
-      <w:r>
-        <w:rPr>
-          <w:b/>
-          <w:bCs/>
-        </w:rPr>
-        <w:t xml:space="preserve">Stop if</w:t>
-      </w:r>
-      <w:r>
-        <w:t xml:space="preserve"> </w:t>
-      </w:r>
-      <w:r>
-        <w:t xml:space="preserve">the source or assumptions are unapproved, a formula/pivot/handoff</w:t>
-      </w:r>
-      <w:r>
-        <w:t xml:space="preserve"> </w:t>
-      </w:r>
-      <w:r>
-        <w:t xml:space="preserve">cannot be traced, or differences exceed the agreed tolerance. A successful</w:t>
-      </w:r>
-      <w:r>
-        <w:t xml:space="preserve"> </w:t>
-      </w:r>
-      <w:r>
-        <w:t xml:space="preserve">command or refresh does not mean the return is complete.</w:t>
-      </w:r>
-    </w:p>
-    <w:bookmarkEnd w:id="20"/>
-    <w:bookmarkStart w:id="21" w:name="source-identity"/>
-    <w:p>
-      <w:pPr>
-        <w:pStyle w:val="Heading2"/>
-      </w:pPr>
-      <w:r>
-        <w:t xml:space="preserve">Source identity</w:t>
-      </w:r>
-    </w:p>
-    <w:p>
-      <w:pPr>
-        <w:pStyle w:val="Compact"/>
-        <w:numPr>
-          <w:ilvl w:val="0"/>
-          <w:numId w:val="1019"/>
-        </w:numPr>
-      </w:pPr>
-      <w:r>
-        <w:t xml:space="preserve">Git revision:</w:t>
-      </w:r>
-      <w:r>
-        <w:t xml:space="preserve"> </w:t>
-      </w:r>
-      <w:r>
-        <w:rPr>
-          <w:rStyle w:val="VerbatimChar"/>
-        </w:rPr>
-        <w:t xml:space="preserve">11829071974c94f7418dbf71c0d0eb21f313595c</w:t>
-      </w:r>
-      <w:r>
-        <w:t xml:space="preserve"> </w:t>
-      </w:r>
-      <w:r>
-        <w:t xml:space="preserve">(the working tree may contain uncommitted changes).</w:t>
-      </w:r>
-    </w:p>
-    <w:p>
-      <w:pPr>
-        <w:pStyle w:val="Compact"/>
-        <w:numPr>
-          <w:ilvl w:val="0"/>
-          <w:numId w:val="1019"/>
-        </w:numPr>
-      </w:pPr>
-      <w:r>
-        <w:t xml:space="preserve">Builder SHA-256:</w:t>
-      </w:r>
-      <w:r>
-        <w:t xml:space="preserve"> </w:t>
-      </w:r>
-      <w:r>
-        <w:rPr>
-          <w:rStyle w:val="VerbatimChar"/>
-        </w:rPr>
-        <w:t xml:space="preserve">765e4a76df782e41f11d22fbd047c32337d86646f12e7c3af301a86318c6b023</w:t>
-      </w:r>
-      <w:r>
-        <w:t xml:space="preserve">.</w:t>
-      </w:r>
-    </w:p>
-    <w:p>
-      <w:pPr>
-        <w:pStyle w:val="Compact"/>
-        <w:numPr>
-          <w:ilvl w:val="0"/>
-          <w:numId w:val="1019"/>
-        </w:numPr>
-      </w:pPr>
-      <w:r>
-        <w:t xml:space="preserve">Assembly semantics:</w:t>
-      </w:r>
-      <w:r>
-        <w:t xml:space="preserve"> </w:t>
-      </w:r>
-      <w:r>
-        <w:rPr>
-          <w:rStyle w:val="VerbatimChar"/>
-        </w:rPr>
-        <w:t xml:space="preserve">docx-source-manifest-v1; stable-heading-anchors-v1; generated-link-rebase-v1; human-guides-only-v2</w:t>
-      </w:r>
-      <w:r>
-        <w:t xml:space="preserve">.</w:t>
-      </w:r>
-    </w:p>
-    <w:p>
-      <w:pPr>
-        <w:pStyle w:val="Compact"/>
-        <w:numPr>
-          <w:ilvl w:val="0"/>
-          <w:numId w:val="1019"/>
-        </w:numPr>
-      </w:pPr>
-      <w:r>
-        <w:t xml:space="preserve">Exact input-doc manifest SHA-256:</w:t>
-      </w:r>
-      <w:r>
-        <w:t xml:space="preserve"> </w:t>
-      </w:r>
-      <w:r>
-        <w:rPr>
-          <w:rStyle w:val="VerbatimChar"/>
-        </w:rPr>
-        <w:t xml:space="preserve">de86336b806482e9f020cd39e5ea75cd1e175fb8359822da095a205e70993e50</w:t>
+        <w:t xml:space="preserve">69396041250ad951ad79f37b446c3cf918a1cea39224c90aa52f244b52b6e362</w:t>
       </w:r>
       <w:r>
         <w:t xml:space="preserve">.</w:t>
@@ -1872,44 +621,14 @@
               <w:rPr>
                 <w:rStyle w:val="VerbatimChar"/>
               </w:rPr>
-              <w:t xml:space="preserve">0c8493c9e469595e860ea342eaa6fc75a18c01ecd1c11050a794ca4880272ec2</w:t>
-            </w:r>
-          </w:p>
-        </w:tc>
-      </w:tr>
-      <w:tr>
-        <w:tc>
-          <w:tcPr/>
-          <w:p>
-            <w:pPr>
-              <w:pStyle w:val="Compact"/>
-            </w:pPr>
-            <w:r>
-              <w:rPr>
-                <w:rStyle w:val="VerbatimChar"/>
-              </w:rPr>
-              <w:t xml:space="preserve">docs/operating-controls.md</w:t>
-            </w:r>
-          </w:p>
-        </w:tc>
-        <w:tc>
-          <w:tcPr/>
-          <w:p>
-            <w:pPr>
-              <w:pStyle w:val="Compact"/>
-            </w:pPr>
-            <w:r>
-              <w:rPr>
-                <w:rStyle w:val="VerbatimChar"/>
-              </w:rPr>
-              <w:t xml:space="preserve">064cd9201e216d0f6c0258c9cc398782448e2f059ed7bbedc14be18691513a00</w:t>
+              <w:t xml:space="preserve">d670043fe29d0410d9c84dc1efa288f658063e7d5eb03be6b280f44a334f3b74</w:t>
             </w:r>
           </w:p>
         </w:tc>
       </w:tr>
     </w:tbl>
-    <w:bookmarkEnd w:id="21"/>
-    <w:bookmarkEnd w:id="22"/>
+    <w:bookmarkEnd w:id="11"/>
+    <w:bookmarkEnd w:id="12"/>
     <w:sectPr>
       <w:footnotePr>
         <w:numRestart w:val="eachSect"/>
@@ -2099,82 +818,6 @@
       <w:start w:val="1"/>
       <w:numFmt w:val="decimal"/>
       <w:lvlText w:val="%9."/>
-      <w:lvlJc w:val="left"/>
-      <w:pPr>
-        <w:ind w:left="6480" w:hanging="360"/>
-      </w:pPr>
-    </w:lvl>
-  </w:abstractNum>
-  <w:abstractNum w:abstractNumId="992">
-    <w:nsid w:val="0000A992"/>
-    <w:multiLevelType w:val="multilevel"/>
-    <w:lvl w:ilvl="0">
-      <w:numFmt w:val="bullet"/>
-      <w:lvlText w:val="☐"/>
-      <w:lvlJc w:val="left"/>
-      <w:pPr>
-        <w:ind w:left="720" w:hanging="360"/>
-      </w:pPr>
-    </w:lvl>
-    <w:lvl w:ilvl="1">
-      <w:numFmt w:val="bullet"/>
-      <w:lvlText w:val="☐"/>
-      <w:lvlJc w:val="left"/>
-      <w:pPr>
-        <w:ind w:left="1440" w:hanging="360"/>
-      </w:pPr>
-    </w:lvl>
-    <w:lvl w:ilvl="2">
-      <w:numFmt w:val="bullet"/>
-      <w:lvlText w:val="☐"/>
-      <w:lvlJc w:val="left"/>
-      <w:pPr>
-        <w:ind w:left="2160" w:hanging="360"/>
-      </w:pPr>
-    </w:lvl>
-    <w:lvl w:ilvl="3">
-      <w:numFmt w:val="bullet"/>
-      <w:lvlText w:val="☐"/>
-      <w:lvlJc w:val="left"/>
-      <w:pPr>
-        <w:ind w:left="2880" w:hanging="360"/>
-      </w:pPr>
-    </w:lvl>
-    <w:lvl w:ilvl="4">
-      <w:numFmt w:val="bullet"/>
-      <w:lvlText w:val="☐"/>
-      <w:lvlJc w:val="left"/>
-      <w:pPr>
-        <w:ind w:left="3600" w:hanging="360"/>
-      </w:pPr>
-    </w:lvl>
-    <w:lvl w:ilvl="5">
-      <w:numFmt w:val="bullet"/>
-      <w:lvlText w:val="☐"/>
-      <w:lvlJc w:val="left"/>
-      <w:pPr>
-        <w:ind w:left="4320" w:hanging="360"/>
-      </w:pPr>
-    </w:lvl>
-    <w:lvl w:ilvl="6">
-      <w:numFmt w:val="bullet"/>
-      <w:lvlText w:val="☐"/>
-      <w:lvlJc w:val="left"/>
-      <w:pPr>
-        <w:ind w:left="5040" w:hanging="360"/>
-      </w:pPr>
-    </w:lvl>
-    <w:lvl w:ilvl="7">
-      <w:numFmt w:val="bullet"/>
-      <w:lvlText w:val="☐"/>
-      <w:lvlJc w:val="left"/>
-      <w:pPr>
-        <w:ind w:left="5760" w:hanging="360"/>
-      </w:pPr>
-    </w:lvl>
-    <w:lvl w:ilvl="8">
-      <w:numFmt w:val="bullet"/>
-      <w:lvlText w:val="☐"/>
       <w:lvlJc w:val="left"/>
       <w:pPr>
         <w:ind w:left="6480" w:hanging="360"/>
@@ -2318,111 +961,6 @@
     </w:lvlOverride>
   </w:num>
   <w:num w:numId="1002">
-    <w:abstractNumId w:val="99411"/>
-    <w:lvlOverride w:ilvl="0">
-      <w:startOverride w:val="1"/>
-    </w:lvlOverride>
-    <w:lvlOverride w:ilvl="1">
-      <w:startOverride w:val="1"/>
-    </w:lvlOverride>
-    <w:lvlOverride w:ilvl="2">
-      <w:startOverride w:val="1"/>
-    </w:lvlOverride>
-    <w:lvlOverride w:ilvl="3">
-      <w:startOverride w:val="1"/>
-    </w:lvlOverride>
-    <w:lvlOverride w:ilvl="4">
-      <w:startOverride w:val="1"/>
-    </w:lvlOverride>
-    <w:lvlOverride w:ilvl="5">
-      <w:startOverride w:val="1"/>
-    </w:lvlOverride>
-    <w:lvlOverride w:ilvl="6">
-      <w:startOverride w:val="1"/>
-    </w:lvlOverride>
-    <w:lvlOverride w:ilvl="7">
-      <w:startOverride w:val="1"/>
-    </w:lvlOverride>
-    <w:lvlOverride w:ilvl="8">
-      <w:startOverride w:val="1"/>
-    </w:lvlOverride>
-  </w:num>
-  <w:num w:numId="1003">
-    <w:abstractNumId w:val="99411"/>
-    <w:lvlOverride w:ilvl="0">
-      <w:startOverride w:val="1"/>
-    </w:lvlOverride>
-    <w:lvlOverride w:ilvl="1">
-      <w:startOverride w:val="1"/>
-    </w:lvlOverride>
-    <w:lvlOverride w:ilvl="2">
-      <w:startOverride w:val="1"/>
-    </w:lvlOverride>
-    <w:lvlOverride w:ilvl="3">
-      <w:startOverride w:val="1"/>
-    </w:lvlOverride>
-    <w:lvlOverride w:ilvl="4">
-      <w:startOverride w:val="1"/>
-    </w:lvlOverride>
-    <w:lvlOverride w:ilvl="5">
-      <w:startOverride w:val="1"/>
-    </w:lvlOverride>
-    <w:lvlOverride w:ilvl="6">
-      <w:startOverride w:val="1"/>
-    </w:lvlOverride>
-    <w:lvlOverride w:ilvl="7">
-      <w:startOverride w:val="1"/>
-    </w:lvlOverride>
-    <w:lvlOverride w:ilvl="8">
-      <w:startOverride w:val="1"/>
-    </w:lvlOverride>
-  </w:num>
-  <w:num w:numId="1004">
-    <w:abstractNumId w:val="992"/>
-  </w:num>
-  <w:num w:numId="1005">
-    <w:abstractNumId w:val="992"/>
-  </w:num>
-  <w:num w:numId="1006">
-    <w:abstractNumId w:val="992"/>
-  </w:num>
-  <w:num w:numId="1007">
-    <w:abstractNumId w:val="992"/>
-  </w:num>
-  <w:num w:numId="1008">
-    <w:abstractNumId w:val="992"/>
-  </w:num>
-  <w:num w:numId="1009">
-    <w:abstractNumId w:val="992"/>
-  </w:num>
-  <w:num w:numId="1010">
-    <w:abstractNumId w:val="992"/>
-  </w:num>
-  <w:num w:numId="1011">
-    <w:abstractNumId w:val="992"/>
-  </w:num>
-  <w:num w:numId="1012">
-    <w:abstractNumId w:val="992"/>
-  </w:num>
-  <w:num w:numId="1013">
-    <w:abstractNumId w:val="992"/>
-  </w:num>
-  <w:num w:numId="1014">
-    <w:abstractNumId w:val="992"/>
-  </w:num>
-  <w:num w:numId="1015">
-    <w:abstractNumId w:val="992"/>
-  </w:num>
-  <w:num w:numId="1016">
-    <w:abstractNumId w:val="992"/>
-  </w:num>
-  <w:num w:numId="1017">
-    <w:abstractNumId w:val="992"/>
-  </w:num>
-  <w:num w:numId="1018">
-    <w:abstractNumId w:val="992"/>
-  </w:num>
-  <w:num w:numId="1019">
     <w:abstractNumId w:val="991"/>
   </w:num>
 </w:numbering>

--- a/docs/generated/PRA-Jan-2026.docx
+++ b/docs/generated/PRA-Jan-2026.docx
@@ -18,15 +18,7 @@
         <w:t xml:space="preserve">January 2026</w:t>
       </w:r>
     </w:p>
-    <w:p>
-      <w:pPr>
-        <w:pStyle w:val="BlockText"/>
-      </w:pPr>
-      <w:r>
-        <w:t xml:space="preserve">Short operator guide. Detailed technical references are linked, not included. Markdown is the maintained source; use approved inputs and templates for the reporting cycle.</w:t>
-      </w:r>
-    </w:p>
-    <w:bookmarkStart w:id="12" w:name="pra-runbook-pra-sql-and-excel"/>
+    <w:bookmarkStart w:id="11" w:name="pra-runbook-pra-sql-and-excel"/>
     <w:p>
       <w:pPr>
         <w:pStyle w:val="Heading1"/>
@@ -442,193 +434,7 @@
       </w:r>
     </w:p>
     <w:bookmarkEnd w:id="10"/>
-    <w:bookmarkStart w:id="11" w:name="source-identity"/>
-    <w:p>
-      <w:pPr>
-        <w:pStyle w:val="Heading2"/>
-      </w:pPr>
-      <w:r>
-        <w:t xml:space="preserve">Source identity</w:t>
-      </w:r>
-    </w:p>
-    <w:p>
-      <w:pPr>
-        <w:pStyle w:val="Compact"/>
-        <w:numPr>
-          <w:ilvl w:val="0"/>
-          <w:numId w:val="1002"/>
-        </w:numPr>
-      </w:pPr>
-      <w:r>
-        <w:t xml:space="preserve">Git revision:</w:t>
-      </w:r>
-      <w:r>
-        <w:t xml:space="preserve"> </w:t>
-      </w:r>
-      <w:r>
-        <w:rPr>
-          <w:rStyle w:val="VerbatimChar"/>
-        </w:rPr>
-        <w:t xml:space="preserve">e24520a521577b73e2f98d6ddc64525d320b12b0</w:t>
-      </w:r>
-      <w:r>
-        <w:t xml:space="preserve"> </w:t>
-      </w:r>
-      <w:r>
-        <w:t xml:space="preserve">(the working tree may contain uncommitted changes).</w:t>
-      </w:r>
-    </w:p>
-    <w:p>
-      <w:pPr>
-        <w:pStyle w:val="Compact"/>
-        <w:numPr>
-          <w:ilvl w:val="0"/>
-          <w:numId w:val="1002"/>
-        </w:numPr>
-      </w:pPr>
-      <w:r>
-        <w:t xml:space="preserve">Builder SHA-256:</w:t>
-      </w:r>
-      <w:r>
-        <w:t xml:space="preserve"> </w:t>
-      </w:r>
-      <w:r>
-        <w:rPr>
-          <w:rStyle w:val="VerbatimChar"/>
-        </w:rPr>
-        <w:t xml:space="preserve">865d85a521d3e2696c1a42dfd93528077803da83719ca46d3141a0066f77919f</w:t>
-      </w:r>
-      <w:r>
-        <w:t xml:space="preserve">.</w:t>
-      </w:r>
-    </w:p>
-    <w:p>
-      <w:pPr>
-        <w:pStyle w:val="Compact"/>
-        <w:numPr>
-          <w:ilvl w:val="0"/>
-          <w:numId w:val="1002"/>
-        </w:numPr>
-      </w:pPr>
-      <w:r>
-        <w:t xml:space="preserve">Assembly semantics:</w:t>
-      </w:r>
-      <w:r>
-        <w:t xml:space="preserve"> </w:t>
-      </w:r>
-      <w:r>
-        <w:rPr>
-          <w:rStyle w:val="VerbatimChar"/>
-        </w:rPr>
-        <w:t xml:space="preserve">docx-source-manifest-v1; stable-heading-anchors-v1; generated-link-rebase-v1; human-guides-only-v2</w:t>
-      </w:r>
-      <w:r>
-        <w:t xml:space="preserve">.</w:t>
-      </w:r>
-    </w:p>
-    <w:p>
-      <w:pPr>
-        <w:pStyle w:val="Compact"/>
-        <w:numPr>
-          <w:ilvl w:val="0"/>
-          <w:numId w:val="1002"/>
-        </w:numPr>
-      </w:pPr>
-      <w:r>
-        <w:t xml:space="preserve">Exact input-doc manifest SHA-256:</w:t>
-      </w:r>
-      <w:r>
-        <w:t xml:space="preserve"> </w:t>
-      </w:r>
-      <w:r>
-        <w:rPr>
-          <w:rStyle w:val="VerbatimChar"/>
-        </w:rPr>
-        <w:t xml:space="preserve">69396041250ad951ad79f37b446c3cf918a1cea39224c90aa52f244b52b6e362</w:t>
-      </w:r>
-      <w:r>
-        <w:t xml:space="preserve">.</w:t>
-      </w:r>
-    </w:p>
-    <w:p>
-      <w:pPr>
-        <w:pStyle w:val="FirstParagraph"/>
-      </w:pPr>
-      <w:r>
-        <w:t xml:space="preserve">The per-file hashes below are computed from the current UTF-8 bytes, so uncommitted Markdown edits remain distinguishable even when the Git revision is unchanged:</w:t>
-      </w:r>
-    </w:p>
-    <w:tbl>
-      <w:tblPr>
-        <w:tblStyle w:val="Table"/>
-        <w:tblW w:type="pct" w:w="5000"/>
-        <w:tblLayout w:type="fixed"/>
-        <w:tblLook w:firstRow="1" w:lastRow="0" w:firstColumn="0" w:lastColumn="0" w:noHBand="0" w:noVBand="0" w:val="0020"/>
-      </w:tblPr>
-      <w:tblGrid>
-        <w:gridCol w:w="3960"/>
-        <w:gridCol w:w="3960"/>
-      </w:tblGrid>
-      <w:tr>
-        <w:trPr>
-          <w:tblHeader w:val="on"/>
-        </w:trPr>
-        <w:tc>
-          <w:tcPr/>
-          <w:p>
-            <w:pPr>
-              <w:pStyle w:val="Compact"/>
-            </w:pPr>
-            <w:r>
-              <w:t xml:space="preserve">Included source</w:t>
-            </w:r>
-          </w:p>
-        </w:tc>
-        <w:tc>
-          <w:tcPr/>
-          <w:p>
-            <w:pPr>
-              <w:pStyle w:val="Compact"/>
-            </w:pPr>
-            <w:r>
-              <w:t xml:space="preserve">SHA-256</w:t>
-            </w:r>
-          </w:p>
-        </w:tc>
-      </w:tr>
-      <w:tr>
-        <w:tc>
-          <w:tcPr/>
-          <w:p>
-            <w:pPr>
-              <w:pStyle w:val="Compact"/>
-            </w:pPr>
-            <w:r>
-              <w:rPr>
-                <w:rStyle w:val="VerbatimChar"/>
-              </w:rPr>
-              <w:t xml:space="preserve">docs/pra/runbook.md</w:t>
-            </w:r>
-          </w:p>
-        </w:tc>
-        <w:tc>
-          <w:tcPr/>
-          <w:p>
-            <w:pPr>
-              <w:pStyle w:val="Compact"/>
-            </w:pPr>
-            <w:r>
-              <w:rPr>
-                <w:rStyle w:val="VerbatimChar"/>
-              </w:rPr>
-              <w:t xml:space="preserve">d670043fe29d0410d9c84dc1efa288f658063e7d5eb03be6b280f44a334f3b74</w:t>
-            </w:r>
-          </w:p>
-        </w:tc>
-      </w:tr>
-    </w:tbl>
     <w:bookmarkEnd w:id="11"/>
-    <w:bookmarkEnd w:id="12"/>
     <w:sectPr>
       <w:footnotePr>
         <w:numRestart w:val="eachSect"/>
@@ -822,109 +628,6 @@
       <w:pPr>
         <w:ind w:left="6480" w:hanging="360"/>
       </w:pPr>
-    </w:lvl>
-  </w:abstractNum>
-  <w:abstractNum w:abstractNumId="991">
-    <w:nsid w:val="0000A991"/>
-    <w:multiLevelType w:val="multilevel"/>
-    <w:lvl w:ilvl="0">
-      <w:numFmt w:val="bullet"/>
-      <w:lvlText w:val=""/>
-      <w:lvlJc w:val="left"/>
-      <w:pPr>
-        <w:ind w:left="720" w:hanging="360"/>
-      </w:pPr>
-      <w:rPr>
-        <w:rFonts w:ascii="Symbol" w:hAnsi="Symbol" w:cs="Symbol" w:hint="default"/>
-      </w:rPr>
-    </w:lvl>
-    <w:lvl w:ilvl="1">
-      <w:numFmt w:val="bullet"/>
-      <w:lvlText w:val="o"/>
-      <w:lvlJc w:val="left"/>
-      <w:pPr>
-        <w:ind w:left="1440" w:hanging="360"/>
-      </w:pPr>
-      <w:rPr>
-        <w:rFonts w:ascii="Courier New" w:hAnsi="Courier New" w:cs="Courier New" w:hint="default"/>
-      </w:rPr>
-    </w:lvl>
-    <w:lvl w:ilvl="2">
-      <w:numFmt w:val="bullet"/>
-      <w:lvlText w:val=""/>
-      <w:lvlJc w:val="left"/>
-      <w:pPr>
-        <w:ind w:left="2160" w:hanging="360"/>
-      </w:pPr>
-      <w:rPr>
-        <w:rFonts w:ascii="Wingdings" w:hAnsi="Wingdings" w:cs="Wingdings" w:hint="default"/>
-      </w:rPr>
-    </w:lvl>
-    <w:lvl w:ilvl="3">
-      <w:numFmt w:val="bullet"/>
-      <w:lvlText w:val=""/>
-      <w:lvlJc w:val="left"/>
-      <w:pPr>
-        <w:ind w:left="2880" w:hanging="360"/>
-      </w:pPr>
-      <w:rPr>
-        <w:rFonts w:ascii="Symbol" w:hAnsi="Symbol" w:cs="Symbol" w:hint="default"/>
-      </w:rPr>
-    </w:lvl>
-    <w:lvl w:ilvl="4">
-      <w:numFmt w:val="bullet"/>
-      <w:lvlText w:val="o"/>
-      <w:lvlJc w:val="left"/>
-      <w:pPr>
-        <w:ind w:left="3600" w:hanging="360"/>
-      </w:pPr>
-      <w:rPr>
-        <w:rFonts w:ascii="Courier New" w:hAnsi="Courier New" w:cs="Courier New" w:hint="default"/>
-      </w:rPr>
-    </w:lvl>
-    <w:lvl w:ilvl="5">
-      <w:numFmt w:val="bullet"/>
-      <w:lvlText w:val=""/>
-      <w:lvlJc w:val="left"/>
-      <w:pPr>
-        <w:ind w:left="4320" w:hanging="360"/>
-      </w:pPr>
-      <w:rPr>
-        <w:rFonts w:ascii="Wingdings" w:hAnsi="Wingdings" w:cs="Wingdings" w:hint="default"/>
-      </w:rPr>
-    </w:lvl>
-    <w:lvl w:ilvl="6">
-      <w:numFmt w:val="bullet"/>
-      <w:lvlText w:val=""/>
-      <w:lvlJc w:val="left"/>
-      <w:pPr>
-        <w:ind w:left="5040" w:hanging="360"/>
-      </w:pPr>
-      <w:rPr>
-        <w:rFonts w:ascii="Symbol" w:hAnsi="Symbol" w:cs="Symbol" w:hint="default"/>
-      </w:rPr>
-    </w:lvl>
-    <w:lvl w:ilvl="7">
-      <w:numFmt w:val="bullet"/>
-      <w:lvlText w:val="o"/>
-      <w:lvlJc w:val="left"/>
-      <w:pPr>
-        <w:ind w:left="5760" w:hanging="360"/>
-      </w:pPr>
-      <w:rPr>
-        <w:rFonts w:ascii="Courier New" w:hAnsi="Courier New" w:cs="Courier New" w:hint="default"/>
-      </w:rPr>
-    </w:lvl>
-    <w:lvl w:ilvl="8">
-      <w:numFmt w:val="bullet"/>
-      <w:lvlText w:val=""/>
-      <w:lvlJc w:val="left"/>
-      <w:pPr>
-        <w:ind w:left="6480" w:hanging="360"/>
-      </w:pPr>
-      <w:rPr>
-        <w:rFonts w:ascii="Wingdings" w:hAnsi="Wingdings" w:cs="Wingdings" w:hint="default"/>
-      </w:rPr>
     </w:lvl>
   </w:abstractNum>
   <w:num w:numId="1000">
@@ -959,9 +662,6 @@
     <w:lvlOverride w:ilvl="8">
       <w:startOverride w:val="1"/>
     </w:lvlOverride>
-  </w:num>
-  <w:num w:numId="1002">
-    <w:abstractNumId w:val="991"/>
   </w:num>
 </w:numbering>
 </file>
